--- a/g2b_package/考页.docx
+++ b/g2b_package/考页.docx
@@ -2422,7 +2422,7 @@
                 <w:sz w:val="24"/>
                 <w:szCs w:val="24"/>
               </w:rPr>
-              <w:t xml:space="preserve">★1■</w:t>
+              <w:t xml:space="preserve">★1●</w:t>
             </w:r>
           </w:p>
         </w:tc>
@@ -2650,7 +2650,7 @@
                 <w:sz w:val="24"/>
                 <w:szCs w:val="24"/>
               </w:rPr>
-              <w:t xml:space="preserve">■1▼</w:t>
+              <w:t xml:space="preserve">★1■</w:t>
             </w:r>
           </w:p>
         </w:tc>
@@ -2726,7 +2726,7 @@
                 <w:sz w:val="24"/>
                 <w:szCs w:val="24"/>
               </w:rPr>
-              <w:t xml:space="preserve">★1●</w:t>
+              <w:t xml:space="preserve">■1▼</w:t>
             </w:r>
           </w:p>
         </w:tc>
